--- a/Pregrado/Investigacion en ciencia y tecnologia/Clases/Recursos/ACAs/ACA Final (32,8%) - Articulo de nuevo conocimiento.docx
+++ b/Pregrado/Investigacion en ciencia y tecnologia/Clases/Recursos/ACAs/ACA Final (32,8%) - Articulo de nuevo conocimiento.docx
@@ -2104,7 +2104,7 @@
                 <w:color w:val="2B2B2B"/>
                 <w:sz w:val="20"/>
               </w:rPr>
-              <w:t>17/09/2026</w:t>
+              <w:t>12/09/2026</w:t>
             </w:r>
           </w:p>
         </w:tc>
@@ -2373,7 +2373,7 @@
           <w:color w:val="2B2B2B"/>
           <w:sz w:val="22"/>
         </w:rPr>
-        <w:t xml:space="preserve">Se construye a lo largo de </w:t>
+        <w:t xml:space="preserve">Se construye a lo largo de las </w:t>
       </w:r>
       <w:r>
         <w:rPr>
@@ -2391,7 +2391,133 @@
           <w:color w:val="2B2B2B"/>
           <w:sz w:val="22"/>
         </w:rPr>
-        <w:t xml:space="preserve"> y se cierra en la fecha de recepción de trabajos. La </w:t>
+        <w:t xml:space="preserve"> (</w:t>
+      </w:r>
+      <w:r>
+        <w:rPr>
+          <w:rFonts w:ascii="Calibri" w:hAnsi="Calibri"/>
+          <w:b/>
+          <w:color w:val="2B2B2B"/>
+          <w:sz w:val="22"/>
+        </w:rPr>
+        <w:t>S02</w:t>
+      </w:r>
+      <w:r>
+        <w:rPr>
+          <w:rFonts w:ascii="Calibri" w:hAnsi="Calibri"/>
+          <w:b w:val="0"/>
+          <w:color w:val="2B2B2B"/>
+          <w:sz w:val="22"/>
+        </w:rPr>
+        <w:t xml:space="preserve"> MinCiencias · 6 líneas de Ingeniería · elección de línea; </w:t>
+      </w:r>
+      <w:r>
+        <w:rPr>
+          <w:rFonts w:ascii="Calibri" w:hAnsi="Calibri"/>
+          <w:b/>
+          <w:color w:val="2B2B2B"/>
+          <w:sz w:val="22"/>
+        </w:rPr>
+        <w:t>S03</w:t>
+      </w:r>
+      <w:r>
+        <w:rPr>
+          <w:rFonts w:ascii="Calibri" w:hAnsi="Calibri"/>
+          <w:b w:val="0"/>
+          <w:color w:val="2B2B2B"/>
+          <w:sz w:val="22"/>
+        </w:rPr>
+        <w:t xml:space="preserve"> Prueba parcial · 1.er avance del artículo; </w:t>
+      </w:r>
+      <w:r>
+        <w:rPr>
+          <w:rFonts w:ascii="Calibri" w:hAnsi="Calibri"/>
+          <w:b/>
+          <w:color w:val="2B2B2B"/>
+          <w:sz w:val="22"/>
+        </w:rPr>
+        <w:t>S04</w:t>
+      </w:r>
+      <w:r>
+        <w:rPr>
+          <w:rFonts w:ascii="Calibri" w:hAnsi="Calibri"/>
+          <w:b w:val="0"/>
+          <w:color w:val="2B2B2B"/>
+          <w:sz w:val="22"/>
+        </w:rPr>
+        <w:t xml:space="preserve"> Problema y pregunta · bases de datos y gestores de citas; </w:t>
+      </w:r>
+      <w:r>
+        <w:rPr>
+          <w:rFonts w:ascii="Calibri" w:hAnsi="Calibri"/>
+          <w:b/>
+          <w:color w:val="2B2B2B"/>
+          <w:sz w:val="22"/>
+        </w:rPr>
+        <w:t>S05</w:t>
+      </w:r>
+      <w:r>
+        <w:rPr>
+          <w:rFonts w:ascii="Calibri" w:hAnsi="Calibri"/>
+          <w:b w:val="0"/>
+          <w:color w:val="2B2B2B"/>
+          <w:sz w:val="22"/>
+        </w:rPr>
+        <w:t xml:space="preserve"> Planteamiento del problema · marco teórico y revisión de literatura) y se cierra en la fecha de recepción de trabajos. Las dos últimas traen </w:t>
+      </w:r>
+      <w:r>
+        <w:rPr>
+          <w:rFonts w:ascii="Calibri" w:hAnsi="Calibri"/>
+          <w:b/>
+          <w:color w:val="2B2B2B"/>
+          <w:sz w:val="22"/>
+        </w:rPr>
+        <w:t>dos unidades cada una</w:t>
+      </w:r>
+      <w:r>
+        <w:rPr>
+          <w:rFonts w:ascii="Calibri" w:hAnsi="Calibri"/>
+          <w:b w:val="0"/>
+          <w:color w:val="2B2B2B"/>
+          <w:sz w:val="22"/>
+        </w:rPr>
+        <w:t xml:space="preserve">: por eso </w:t>
+      </w:r>
+      <w:r>
+        <w:rPr>
+          <w:rFonts w:ascii="Calibri" w:hAnsi="Calibri"/>
+          <w:b/>
+          <w:color w:val="2B2B2B"/>
+          <w:sz w:val="22"/>
+        </w:rPr>
+        <w:t>todo lo que esta entrega califica ya está dictado</w:t>
+      </w:r>
+      <w:r>
+        <w:rPr>
+          <w:rFonts w:ascii="Calibri" w:hAnsi="Calibri"/>
+          <w:b w:val="0"/>
+          <w:color w:val="2B2B2B"/>
+          <w:sz w:val="22"/>
+        </w:rPr>
+        <w:t xml:space="preserve"> cuando llega el cierre —incluidas las bases de datos, los gestores de citas y el marco teórico—, y no hay contenido calificable que llegue tarde. La última sincrónica antes de la recepción es la </w:t>
+      </w:r>
+      <w:r>
+        <w:rPr>
+          <w:rFonts w:ascii="Calibri" w:hAnsi="Calibri"/>
+          <w:b/>
+          <w:color w:val="2B2B2B"/>
+          <w:sz w:val="22"/>
+        </w:rPr>
+        <w:t>Sesión 05</w:t>
+      </w:r>
+      <w:r>
+        <w:rPr>
+          <w:rFonts w:ascii="Calibri" w:hAnsi="Calibri"/>
+          <w:b w:val="0"/>
+          <w:color w:val="2B2B2B"/>
+          <w:sz w:val="22"/>
+        </w:rPr>
+        <w:t xml:space="preserve"> (10/09/2026 · Planteamiento del problema · marco teórico y revisión de literatura). La </w:t>
       </w:r>
       <w:r>
         <w:rPr>
@@ -2409,7 +2535,7 @@
           <w:color w:val="2B2B2B"/>
           <w:sz w:val="22"/>
         </w:rPr>
-        <w:t xml:space="preserve"> (bases de datos CUN · gestores de citas · marco teórico y revisión, que concentra U8+U10–12 por periodo corto) cae </w:t>
+        <w:t xml:space="preserve"> (17/09/2026 · Socialización del artículo y cierre del curso) queda </w:t>
       </w:r>
       <w:r>
         <w:rPr>
@@ -2427,7 +2553,7 @@
           <w:color w:val="2B2B2B"/>
           <w:sz w:val="22"/>
         </w:rPr>
-        <w:t xml:space="preserve"> del cierre: sirve de refuerzo y para el </w:t>
+        <w:t xml:space="preserve"> de este cierre y </w:t>
       </w:r>
       <w:r>
         <w:rPr>
@@ -2436,7 +2562,7 @@
           <w:color w:val="2B2B2B"/>
           <w:sz w:val="22"/>
         </w:rPr>
-        <w:t>Quiz 3</w:t>
+        <w:t>no</w:t>
       </w:r>
       <w:r>
         <w:rPr>
@@ -2445,7 +2571,7 @@
           <w:color w:val="2B2B2B"/>
           <w:sz w:val="22"/>
         </w:rPr>
-        <w:t xml:space="preserve">, no es requisito de esta entrega. La </w:t>
+        <w:t xml:space="preserve"> es requisito de esta entrega: cierra el curso sin evaluación nueva. La </w:t>
       </w:r>
       <w:r>
         <w:rPr>

--- a/Pregrado/Investigacion en ciencia y tecnologia/Clases/Recursos/ACAs/ACA Final (32,8%) - Articulo de nuevo conocimiento.docx
+++ b/Pregrado/Investigacion en ciencia y tecnologia/Clases/Recursos/ACAs/ACA Final (32,8%) - Articulo de nuevo conocimiento.docx
@@ -430,7 +430,7 @@
           <w:color w:val="2B2B2B"/>
           <w:sz w:val="22"/>
         </w:rPr>
-        <w:t xml:space="preserve"> (sáb · fecha de cierre institucional; el día de clase del curso es jue).</w:t>
+        <w:t xml:space="preserve"> (sáb · fecha de recepción de trabajos; el día de clase del curso es jue).</w:t>
       </w:r>
     </w:p>
     <w:p>
